--- a/9.6.docx
+++ b/9.6.docx
@@ -19,7 +19,7 @@
           <w:sz w:val="24"/>
           <w:szCs w:val="22"/>
         </w:rPr>
-        <w:id w:val="1409191161"/>
+        <w:id w:val="-722606243"/>
         <w15:repeatingSection/>
       </w:sdtPr>
       <w:sdtEndPr>
@@ -41,7 +41,7 @@
               <w:sz w:val="24"/>
               <w:szCs w:val="22"/>
             </w:rPr>
-            <w:id w:val="635369553"/>
+            <w:id w:val="-1490631293"/>
             <w:placeholder>
               <w:docPart w:val="DefaultPlaceholder_-1854013435"/>
             </w:placeholder>
@@ -128,7 +128,7 @@
             </w:p>
             <w:tbl>
               <w:tblPr>
-                <w:tblW w:w="0" w:type="auto"/>
+                <w:tblW w:w="14117" w:type="dxa"/>
                 <w:tblInd w:w="10" w:type="dxa"/>
                 <w:tblBorders>
                   <w:top w:val="single" w:sz="4" w:space="0" w:color="auto"/>
@@ -141,22 +141,22 @@
                 <w:tblLook w:val="04A0" w:firstRow="1" w:lastRow="0" w:firstColumn="1" w:lastColumn="0" w:noHBand="0" w:noVBand="1"/>
               </w:tblPr>
               <w:tblGrid>
-                <w:gridCol w:w="1261"/>
-                <w:gridCol w:w="2837"/>
-                <w:gridCol w:w="1232"/>
-                <w:gridCol w:w="2735"/>
-                <w:gridCol w:w="1701"/>
-                <w:gridCol w:w="1559"/>
-                <w:gridCol w:w="2113"/>
+                <w:gridCol w:w="1321"/>
+                <w:gridCol w:w="3868"/>
+                <w:gridCol w:w="3132"/>
+                <w:gridCol w:w="2231"/>
+                <w:gridCol w:w="1485"/>
+                <w:gridCol w:w="2080"/>
               </w:tblGrid>
               <w:tr>
                 <w:trPr>
+                  <w:trHeight w:val="361"/>
                   <w:tblHeader/>
                 </w:trPr>
                 <w:tc>
                   <w:tcPr>
-                    <w:tcW w:w="13438" w:type="dxa"/>
-                    <w:gridSpan w:val="7"/>
+                    <w:tcW w:w="14117" w:type="dxa"/>
+                    <w:gridSpan w:val="6"/>
                     <w:shd w:val="clear" w:color="auto" w:fill="BFBFBF" w:themeFill="background1" w:themeFillShade="BF"/>
                     <w:vAlign w:val="center"/>
                   </w:tcPr>
@@ -192,11 +192,12 @@
               </w:tr>
               <w:tr>
                 <w:trPr>
+                  <w:trHeight w:val="389"/>
                   <w:tblHeader/>
                 </w:trPr>
                 <w:tc>
                   <w:tcPr>
-                    <w:tcW w:w="5330" w:type="dxa"/>
+                    <w:tcW w:w="8321" w:type="dxa"/>
                     <w:gridSpan w:val="3"/>
                     <w:shd w:val="clear" w:color="auto" w:fill="BFBFBF" w:themeFill="background1" w:themeFillShade="BF"/>
                     <w:vAlign w:val="center"/>
@@ -224,8 +225,8 @@
                 </w:tc>
                 <w:tc>
                   <w:tcPr>
-                    <w:tcW w:w="8108" w:type="dxa"/>
-                    <w:gridSpan w:val="4"/>
+                    <w:tcW w:w="5796" w:type="dxa"/>
+                    <w:gridSpan w:val="3"/>
                     <w:shd w:val="clear" w:color="auto" w:fill="BFBFBF" w:themeFill="background1" w:themeFillShade="BF"/>
                     <w:vAlign w:val="center"/>
                   </w:tcPr>
@@ -247,7 +248,7 @@
                         <w:szCs w:val="24"/>
                         <w:lang w:val="en-GB"/>
                       </w:rPr>
-                      <w:t>Equipment</w:t>
+                      <w:t xml:space="preserve">Equipment </w:t>
                     </w:r>
                     <w:r>
                       <w:rPr>
@@ -256,19 +257,19 @@
                         <w:szCs w:val="24"/>
                         <w:lang w:val="en-GB"/>
                       </w:rPr>
-                      <w:t xml:space="preserve"> Name</w:t>
+                      <w:t>Description</w:t>
                     </w:r>
                   </w:p>
                 </w:tc>
               </w:tr>
               <w:tr>
                 <w:trPr>
-                  <w:trHeight w:val="542"/>
+                  <w:trHeight w:val="538"/>
                   <w:tblHeader/>
                 </w:trPr>
                 <w:tc>
                   <w:tcPr>
-                    <w:tcW w:w="5330" w:type="dxa"/>
+                    <w:tcW w:w="8321" w:type="dxa"/>
                     <w:gridSpan w:val="3"/>
                     <w:shd w:val="clear" w:color="auto" w:fill="FFFFFF" w:themeFill="background1"/>
                     <w:vAlign w:val="center"/>
@@ -281,41 +282,23 @@
                       <w:rPr>
                         <w:rFonts w:eastAsia="Calibri"/>
                         <w:b/>
-                        <w:snapToGrid w:val="0"/>
+                        <w:lang w:val="de-DE" w:eastAsia="de-DE"/>
                       </w:rPr>
                     </w:pPr>
                     <w:r>
                       <w:rPr>
                         <w:rFonts w:eastAsia="Calibri"/>
                         <w:b/>
-                        <w:snapToGrid w:val="0"/>
-                      </w:rPr>
-                      <w:t>{{</w:t>
-                    </w:r>
-                    <w:proofErr w:type="spellStart"/>
-                    <w:r>
-                      <w:rPr>
-                        <w:rFonts w:eastAsia="Calibri"/>
-                        <w:b/>
-                        <w:snapToGrid w:val="0"/>
-                      </w:rPr>
-                      <w:t>tenum</w:t>
-                    </w:r>
-                    <w:proofErr w:type="spellEnd"/>
-                    <w:r>
-                      <w:rPr>
-                        <w:rFonts w:eastAsia="Calibri"/>
-                        <w:b/>
-                        <w:snapToGrid w:val="0"/>
-                      </w:rPr>
-                      <w:t>}}</w:t>
-                    </w:r>
-                  </w:p>
-                </w:tc>
-                <w:tc>
-                  <w:tcPr>
-                    <w:tcW w:w="8108" w:type="dxa"/>
-                    <w:gridSpan w:val="4"/>
+                        <w:lang w:val="de-DE" w:eastAsia="de-DE"/>
+                      </w:rPr>
+                      <w:t>{{tenum}}</w:t>
+                    </w:r>
+                  </w:p>
+                </w:tc>
+                <w:tc>
+                  <w:tcPr>
+                    <w:tcW w:w="5796" w:type="dxa"/>
+                    <w:gridSpan w:val="3"/>
                     <w:shd w:val="clear" w:color="auto" w:fill="FFFFFF" w:themeFill="background1"/>
                     <w:vAlign w:val="center"/>
                   </w:tcPr>
@@ -343,12 +326,12 @@
               </w:tr>
               <w:tr>
                 <w:trPr>
-                  <w:trHeight w:val="758"/>
+                  <w:trHeight w:val="574"/>
                   <w:tblHeader/>
                 </w:trPr>
                 <w:tc>
                   <w:tcPr>
-                    <w:tcW w:w="1261" w:type="dxa"/>
+                    <w:tcW w:w="1321" w:type="dxa"/>
                     <w:shd w:val="clear" w:color="auto" w:fill="BFBFBF" w:themeFill="background1" w:themeFillShade="BF"/>
                     <w:vAlign w:val="center"/>
                   </w:tcPr>
@@ -375,7 +358,7 @@
                 </w:tc>
                 <w:tc>
                   <w:tcPr>
-                    <w:tcW w:w="2837" w:type="dxa"/>
+                    <w:tcW w:w="3868" w:type="dxa"/>
                     <w:shd w:val="clear" w:color="auto" w:fill="BFBFBF" w:themeFill="background1" w:themeFillShade="BF"/>
                     <w:vAlign w:val="center"/>
                   </w:tcPr>
@@ -402,8 +385,7 @@
                 </w:tc>
                 <w:tc>
                   <w:tcPr>
-                    <w:tcW w:w="3967" w:type="dxa"/>
-                    <w:gridSpan w:val="2"/>
+                    <w:tcW w:w="3130" w:type="dxa"/>
                     <w:shd w:val="clear" w:color="auto" w:fill="BFBFBF" w:themeFill="background1" w:themeFillShade="BF"/>
                     <w:vAlign w:val="center"/>
                   </w:tcPr>
@@ -430,7 +412,7 @@
                 </w:tc>
                 <w:tc>
                   <w:tcPr>
-                    <w:tcW w:w="1701" w:type="dxa"/>
+                    <w:tcW w:w="2231" w:type="dxa"/>
                     <w:shd w:val="clear" w:color="auto" w:fill="BFBFBF" w:themeFill="background1" w:themeFillShade="BF"/>
                     <w:vAlign w:val="center"/>
                   </w:tcPr>
@@ -489,7 +471,7 @@
                 </w:tc>
                 <w:tc>
                   <w:tcPr>
-                    <w:tcW w:w="1559" w:type="dxa"/>
+                    <w:tcW w:w="1485" w:type="dxa"/>
                     <w:shd w:val="clear" w:color="auto" w:fill="BFBFBF" w:themeFill="background1" w:themeFillShade="BF"/>
                   </w:tcPr>
                   <w:p>
@@ -509,74 +491,88 @@
                         <w:b/>
                         <w:lang w:val="de-DE" w:eastAsia="de-DE"/>
                       </w:rPr>
-                      <w:t>Punchlist Item No.</w:t>
-                    </w:r>
-                  </w:p>
-                </w:tc>
-                <w:tc>
-                  <w:tcPr>
-                    <w:tcW w:w="2113" w:type="dxa"/>
+                      <w:t>Punch</w:t>
+                    </w:r>
+                    <w:r>
+                      <w:rPr>
+                        <w:rFonts w:eastAsia="Calibri"/>
+                        <w:b/>
+                        <w:lang w:val="de-DE" w:eastAsia="de-DE"/>
+                      </w:rPr>
+                      <w:t>list</w:t>
+                    </w:r>
+                    <w:r>
+                      <w:rPr>
+                        <w:rFonts w:eastAsia="Calibri"/>
+                        <w:b/>
+                        <w:lang w:val="de-DE" w:eastAsia="de-DE"/>
+                      </w:rPr>
+                      <w:t xml:space="preserve"> Item</w:t>
+                    </w:r>
+                    <w:r>
+                      <w:rPr>
+                        <w:rFonts w:eastAsia="Calibri"/>
+                        <w:b/>
+                        <w:lang w:val="de-DE" w:eastAsia="de-DE"/>
+                      </w:rPr>
+                      <w:t xml:space="preserve"> No.</w:t>
+                    </w:r>
+                  </w:p>
+                </w:tc>
+                <w:tc>
+                  <w:tcPr>
+                    <w:tcW w:w="2080" w:type="dxa"/>
                     <w:shd w:val="clear" w:color="auto" w:fill="BFBFBF" w:themeFill="background1" w:themeFillShade="BF"/>
                     <w:vAlign w:val="center"/>
                   </w:tcPr>
                   <w:p>
                     <w:pPr>
-                      <w:spacing w:after="0"/>
+                      <w:spacing w:before="120" w:after="0"/>
+                      <w:ind w:right="66"/>
                       <w:jc w:val="center"/>
                       <w:rPr>
                         <w:rFonts w:eastAsia="Calibri"/>
                         <w:b/>
-                        <w:lang w:eastAsia="de-DE"/>
+                        <w:lang w:val="de-DE" w:eastAsia="de-DE"/>
                       </w:rPr>
                     </w:pPr>
                     <w:r>
                       <w:rPr>
                         <w:rFonts w:eastAsia="Calibri"/>
                         <w:b/>
-                        <w:lang w:eastAsia="de-DE"/>
-                      </w:rPr>
-                      <w:t>Performed By</w:t>
-                    </w:r>
-                  </w:p>
-                  <w:p>
-                    <w:pPr>
-                      <w:spacing w:after="0"/>
-                      <w:jc w:val="center"/>
-                      <w:rPr>
-                        <w:bCs/>
                         <w:sz w:val="24"/>
-                        <w:szCs w:val="24"/>
-                      </w:rPr>
-                    </w:pPr>
-                    <w:r>
-                      <w:rPr>
-                        <w:rFonts w:eastAsia="Calibri"/>
-                        <w:bCs/>
-                        <w:lang w:eastAsia="de-DE"/>
-                      </w:rPr>
-                      <w:t xml:space="preserve"> </w:t>
-                    </w:r>
-                    <w:r>
-                      <w:rPr>
-                        <w:bCs/>
-                      </w:rPr>
-                      <w:t>(Initial and Date)</w:t>
-                    </w:r>
-                    <w:r>
-                      <w:rPr>
-                        <w:bCs/>
+                        <w:lang w:val="de-DE" w:eastAsia="de-DE"/>
+                      </w:rPr>
+                      <w:t>Performed By (</w:t>
+                    </w:r>
+                    <w:r>
+                      <w:rPr>
+                        <w:rFonts w:eastAsia="Calibri"/>
+                        <w:b/>
                         <w:sz w:val="24"/>
-                        <w:szCs w:val="24"/>
-                      </w:rPr>
-                      <w:t xml:space="preserve"> </w:t>
+                        <w:lang w:val="de-DE" w:eastAsia="de-DE"/>
+                      </w:rPr>
+                      <w:t>Initial / Date</w:t>
+                    </w:r>
+                    <w:r>
+                      <w:rPr>
+                        <w:rFonts w:eastAsia="Calibri"/>
+                        <w:b/>
+                        <w:sz w:val="24"/>
+                        <w:lang w:val="de-DE" w:eastAsia="de-DE"/>
+                      </w:rPr>
+                      <w:t>)</w:t>
                     </w:r>
                   </w:p>
                 </w:tc>
               </w:tr>
               <w:tr>
-                <w:tc>
-                  <w:tcPr>
-                    <w:tcW w:w="1261" w:type="dxa"/>
+                <w:trPr>
+                  <w:trHeight w:val="620"/>
+                </w:trPr>
+                <w:tc>
+                  <w:tcPr>
+                    <w:tcW w:w="1321" w:type="dxa"/>
                     <w:vAlign w:val="center"/>
                   </w:tcPr>
                   <w:p>
@@ -603,7 +599,7 @@
                 </w:tc>
                 <w:tc>
                   <w:tcPr>
-                    <w:tcW w:w="2837" w:type="dxa"/>
+                    <w:tcW w:w="3868" w:type="dxa"/>
                     <w:vAlign w:val="center"/>
                   </w:tcPr>
                   <w:p>
@@ -624,8 +620,7 @@
                 </w:tc>
                 <w:tc>
                   <w:tcPr>
-                    <w:tcW w:w="3967" w:type="dxa"/>
-                    <w:gridSpan w:val="2"/>
+                    <w:tcW w:w="3130" w:type="dxa"/>
                     <w:vAlign w:val="center"/>
                   </w:tcPr>
                   <w:p>
@@ -646,7 +641,7 @@
                 </w:tc>
                 <w:tc>
                   <w:tcPr>
-                    <w:tcW w:w="1701" w:type="dxa"/>
+                    <w:tcW w:w="2231" w:type="dxa"/>
                     <w:vAlign w:val="center"/>
                   </w:tcPr>
                   <w:p>
@@ -664,7 +659,7 @@
                 </w:tc>
                 <w:tc>
                   <w:tcPr>
-                    <w:tcW w:w="1559" w:type="dxa"/>
+                    <w:tcW w:w="1485" w:type="dxa"/>
                   </w:tcPr>
                   <w:p>
                     <w:pPr>
@@ -681,7 +676,7 @@
                 </w:tc>
                 <w:tc>
                   <w:tcPr>
-                    <w:tcW w:w="2113" w:type="dxa"/>
+                    <w:tcW w:w="2080" w:type="dxa"/>
                   </w:tcPr>
                   <w:p>
                     <w:pPr>
@@ -698,9 +693,12 @@
                 </w:tc>
               </w:tr>
               <w:tr>
-                <w:tc>
-                  <w:tcPr>
-                    <w:tcW w:w="1261" w:type="dxa"/>
+                <w:trPr>
+                  <w:trHeight w:val="620"/>
+                </w:trPr>
+                <w:tc>
+                  <w:tcPr>
+                    <w:tcW w:w="1321" w:type="dxa"/>
                     <w:vAlign w:val="center"/>
                   </w:tcPr>
                   <w:p>
@@ -727,7 +725,7 @@
                 </w:tc>
                 <w:tc>
                   <w:tcPr>
-                    <w:tcW w:w="2837" w:type="dxa"/>
+                    <w:tcW w:w="3868" w:type="dxa"/>
                     <w:vAlign w:val="center"/>
                   </w:tcPr>
                   <w:p>
@@ -742,14 +740,29 @@
                         <w:rFonts w:eastAsia="Calibri"/>
                         <w:lang w:eastAsia="de-DE"/>
                       </w:rPr>
-                      <w:t>Visually inspect all external welds.</w:t>
-                    </w:r>
-                  </w:p>
-                </w:tc>
-                <w:tc>
-                  <w:tcPr>
-                    <w:tcW w:w="3967" w:type="dxa"/>
-                    <w:gridSpan w:val="2"/>
+                      <w:t xml:space="preserve">Confirm Part number is etched </w:t>
+                    </w:r>
+                    <w:proofErr w:type="gramStart"/>
+                    <w:r>
+                      <w:rPr>
+                        <w:rFonts w:eastAsia="Calibri"/>
+                        <w:lang w:eastAsia="de-DE"/>
+                      </w:rPr>
+                      <w:t>on  trolley</w:t>
+                    </w:r>
+                    <w:proofErr w:type="gramEnd"/>
+                    <w:r>
+                      <w:rPr>
+                        <w:rFonts w:eastAsia="Calibri"/>
+                        <w:lang w:eastAsia="de-DE"/>
+                      </w:rPr>
+                      <w:t>.</w:t>
+                    </w:r>
+                  </w:p>
+                </w:tc>
+                <w:tc>
+                  <w:tcPr>
+                    <w:tcW w:w="3130" w:type="dxa"/>
                     <w:vAlign w:val="center"/>
                   </w:tcPr>
                   <w:p>
@@ -764,13 +777,13 @@
                         <w:rFonts w:eastAsia="Calibri"/>
                         <w:lang w:eastAsia="de-DE"/>
                       </w:rPr>
-                      <w:t xml:space="preserve">All welds are continuous, free from cracks and crevices and are easily cleanable. </w:t>
-                    </w:r>
-                  </w:p>
-                </w:tc>
-                <w:tc>
-                  <w:tcPr>
-                    <w:tcW w:w="1701" w:type="dxa"/>
+                      <w:t>Part number is etched on trolley.</w:t>
+                    </w:r>
+                  </w:p>
+                </w:tc>
+                <w:tc>
+                  <w:tcPr>
+                    <w:tcW w:w="2231" w:type="dxa"/>
                     <w:vAlign w:val="center"/>
                   </w:tcPr>
                   <w:p>
@@ -788,7 +801,7 @@
                 </w:tc>
                 <w:tc>
                   <w:tcPr>
-                    <w:tcW w:w="1559" w:type="dxa"/>
+                    <w:tcW w:w="1485" w:type="dxa"/>
                   </w:tcPr>
                   <w:p>
                     <w:pPr>
@@ -805,7 +818,7 @@
                 </w:tc>
                 <w:tc>
                   <w:tcPr>
-                    <w:tcW w:w="2113" w:type="dxa"/>
+                    <w:tcW w:w="2080" w:type="dxa"/>
                   </w:tcPr>
                   <w:p>
                     <w:pPr>
@@ -823,13 +836,580 @@
               </w:tr>
               <w:tr>
                 <w:trPr>
-                  <w:trHeight w:val="2613"/>
+                  <w:trHeight w:val="606"/>
                 </w:trPr>
                 <w:tc>
                   <w:tcPr>
-                    <w:tcW w:w="13438" w:type="dxa"/>
-                    <w:gridSpan w:val="7"/>
-                  </w:tcPr>
+                    <w:tcW w:w="1321" w:type="dxa"/>
+                    <w:vAlign w:val="center"/>
+                  </w:tcPr>
+                  <w:p>
+                    <w:pPr>
+                      <w:spacing w:before="120" w:after="0"/>
+                      <w:ind w:left="654" w:right="66"/>
+                      <w:rPr>
+                        <w:rFonts w:eastAsia="Calibri"/>
+                        <w:sz w:val="24"/>
+                        <w:szCs w:val="24"/>
+                        <w:lang w:val="de-DE" w:eastAsia="de-DE"/>
+                      </w:rPr>
+                    </w:pPr>
+                    <w:r>
+                      <w:rPr>
+                        <w:rFonts w:eastAsia="Calibri"/>
+                        <w:sz w:val="24"/>
+                        <w:szCs w:val="24"/>
+                        <w:lang w:val="de-DE" w:eastAsia="de-DE"/>
+                      </w:rPr>
+                      <w:t>3.</w:t>
+                    </w:r>
+                  </w:p>
+                </w:tc>
+                <w:tc>
+                  <w:tcPr>
+                    <w:tcW w:w="3868" w:type="dxa"/>
+                    <w:vAlign w:val="center"/>
+                  </w:tcPr>
+                  <w:p>
+                    <w:pPr>
+                      <w:rPr>
+                        <w:rFonts w:eastAsia="Calibri"/>
+                        <w:lang w:eastAsia="de-DE"/>
+                      </w:rPr>
+                    </w:pPr>
+                    <w:r>
+                      <w:rPr>
+                        <w:rFonts w:eastAsia="Calibri"/>
+                        <w:lang w:eastAsia="de-DE"/>
+                      </w:rPr>
+                      <w:t>Confirm presence of drain hole on the trolley.</w:t>
+                    </w:r>
+                  </w:p>
+                </w:tc>
+                <w:tc>
+                  <w:tcPr>
+                    <w:tcW w:w="3130" w:type="dxa"/>
+                    <w:vAlign w:val="center"/>
+                  </w:tcPr>
+                  <w:p>
+                    <w:pPr>
+                      <w:rPr>
+                        <w:rFonts w:eastAsia="Calibri"/>
+                        <w:lang w:eastAsia="de-DE"/>
+                      </w:rPr>
+                    </w:pPr>
+                    <w:r>
+                      <w:rPr>
+                        <w:rFonts w:eastAsia="Calibri"/>
+                        <w:lang w:eastAsia="de-DE"/>
+                      </w:rPr>
+                      <w:t xml:space="preserve">The drain hole is present on the </w:t>
+                    </w:r>
+                    <w:proofErr w:type="gramStart"/>
+                    <w:r>
+                      <w:rPr>
+                        <w:rFonts w:eastAsia="Calibri"/>
+                        <w:lang w:eastAsia="de-DE"/>
+                      </w:rPr>
+                      <w:t>trolley .</w:t>
+                    </w:r>
+                    <w:proofErr w:type="gramEnd"/>
+                  </w:p>
+                </w:tc>
+                <w:tc>
+                  <w:tcPr>
+                    <w:tcW w:w="2231" w:type="dxa"/>
+                    <w:vAlign w:val="center"/>
+                  </w:tcPr>
+                  <w:p>
+                    <w:pPr>
+                      <w:spacing w:before="120" w:after="0"/>
+                      <w:ind w:right="66"/>
+                      <w:rPr>
+                        <w:rFonts w:ascii="Arial" w:eastAsia="Calibri" w:hAnsi="Arial"/>
+                        <w:sz w:val="20"/>
+                        <w:szCs w:val="24"/>
+                        <w:lang w:eastAsia="de-DE"/>
+                      </w:rPr>
+                    </w:pPr>
+                  </w:p>
+                </w:tc>
+                <w:tc>
+                  <w:tcPr>
+                    <w:tcW w:w="1485" w:type="dxa"/>
+                  </w:tcPr>
+                  <w:p>
+                    <w:pPr>
+                      <w:spacing w:before="120" w:after="0"/>
+                      <w:ind w:right="66"/>
+                      <w:rPr>
+                        <w:rFonts w:ascii="Arial" w:eastAsia="Calibri" w:hAnsi="Arial"/>
+                        <w:sz w:val="20"/>
+                        <w:szCs w:val="24"/>
+                        <w:lang w:eastAsia="de-DE"/>
+                      </w:rPr>
+                    </w:pPr>
+                  </w:p>
+                </w:tc>
+                <w:tc>
+                  <w:tcPr>
+                    <w:tcW w:w="2080" w:type="dxa"/>
+                  </w:tcPr>
+                  <w:p>
+                    <w:pPr>
+                      <w:spacing w:before="120" w:after="0"/>
+                      <w:ind w:right="66"/>
+                      <w:rPr>
+                        <w:rFonts w:ascii="Arial" w:eastAsia="Calibri" w:hAnsi="Arial"/>
+                        <w:sz w:val="20"/>
+                        <w:szCs w:val="24"/>
+                        <w:lang w:eastAsia="de-DE"/>
+                      </w:rPr>
+                    </w:pPr>
+                  </w:p>
+                </w:tc>
+              </w:tr>
+              <w:tr>
+                <w:trPr>
+                  <w:trHeight w:val="620"/>
+                </w:trPr>
+                <w:tc>
+                  <w:tcPr>
+                    <w:tcW w:w="1321" w:type="dxa"/>
+                    <w:vAlign w:val="center"/>
+                  </w:tcPr>
+                  <w:p>
+                    <w:pPr>
+                      <w:spacing w:before="120" w:after="0"/>
+                      <w:ind w:left="654" w:right="66"/>
+                      <w:rPr>
+                        <w:rFonts w:eastAsia="Calibri"/>
+                        <w:sz w:val="24"/>
+                        <w:szCs w:val="24"/>
+                        <w:lang w:val="de-DE" w:eastAsia="de-DE"/>
+                      </w:rPr>
+                    </w:pPr>
+                    <w:r>
+                      <w:rPr>
+                        <w:rFonts w:eastAsia="Calibri"/>
+                        <w:sz w:val="24"/>
+                        <w:szCs w:val="24"/>
+                        <w:lang w:val="de-DE" w:eastAsia="de-DE"/>
+                      </w:rPr>
+                      <w:t>4.</w:t>
+                    </w:r>
+                  </w:p>
+                </w:tc>
+                <w:tc>
+                  <w:tcPr>
+                    <w:tcW w:w="3868" w:type="dxa"/>
+                    <w:vAlign w:val="center"/>
+                  </w:tcPr>
+                  <w:p>
+                    <w:pPr>
+                      <w:rPr>
+                        <w:rFonts w:eastAsia="Calibri"/>
+                        <w:lang w:eastAsia="de-DE"/>
+                      </w:rPr>
+                    </w:pPr>
+                    <w:r>
+                      <w:rPr>
+                        <w:rFonts w:eastAsia="Calibri"/>
+                        <w:lang w:eastAsia="de-DE"/>
+                      </w:rPr>
+                      <w:t>Inspect and document water drainage on the drip tray.</w:t>
+                    </w:r>
+                  </w:p>
+                </w:tc>
+                <w:tc>
+                  <w:tcPr>
+                    <w:tcW w:w="3130" w:type="dxa"/>
+                    <w:vAlign w:val="center"/>
+                  </w:tcPr>
+                  <w:p>
+                    <w:pPr>
+                      <w:rPr>
+                        <w:rFonts w:eastAsia="Calibri"/>
+                        <w:lang w:eastAsia="de-DE"/>
+                      </w:rPr>
+                    </w:pPr>
+                    <w:r>
+                      <w:rPr>
+                        <w:rFonts w:eastAsia="Calibri"/>
+                        <w:lang w:eastAsia="de-DE"/>
+                      </w:rPr>
+                      <w:t>Water can drain from the drip tray.</w:t>
+                    </w:r>
+                  </w:p>
+                </w:tc>
+                <w:tc>
+                  <w:tcPr>
+                    <w:tcW w:w="2231" w:type="dxa"/>
+                    <w:vAlign w:val="center"/>
+                  </w:tcPr>
+                  <w:p>
+                    <w:pPr>
+                      <w:spacing w:before="120" w:after="0"/>
+                      <w:ind w:right="66"/>
+                      <w:rPr>
+                        <w:rFonts w:ascii="Arial" w:eastAsia="Calibri" w:hAnsi="Arial"/>
+                        <w:sz w:val="20"/>
+                        <w:szCs w:val="24"/>
+                        <w:lang w:eastAsia="de-DE"/>
+                      </w:rPr>
+                    </w:pPr>
+                  </w:p>
+                </w:tc>
+                <w:tc>
+                  <w:tcPr>
+                    <w:tcW w:w="1485" w:type="dxa"/>
+                  </w:tcPr>
+                  <w:p>
+                    <w:pPr>
+                      <w:spacing w:before="120" w:after="0"/>
+                      <w:ind w:right="66"/>
+                      <w:rPr>
+                        <w:rFonts w:ascii="Arial" w:eastAsia="Calibri" w:hAnsi="Arial"/>
+                        <w:sz w:val="20"/>
+                        <w:szCs w:val="24"/>
+                        <w:lang w:eastAsia="de-DE"/>
+                      </w:rPr>
+                    </w:pPr>
+                  </w:p>
+                </w:tc>
+                <w:tc>
+                  <w:tcPr>
+                    <w:tcW w:w="2080" w:type="dxa"/>
+                  </w:tcPr>
+                  <w:p>
+                    <w:pPr>
+                      <w:spacing w:before="120" w:after="0"/>
+                      <w:ind w:right="66"/>
+                      <w:rPr>
+                        <w:rFonts w:ascii="Arial" w:eastAsia="Calibri" w:hAnsi="Arial"/>
+                        <w:sz w:val="20"/>
+                        <w:szCs w:val="24"/>
+                        <w:lang w:eastAsia="de-DE"/>
+                      </w:rPr>
+                    </w:pPr>
+                  </w:p>
+                </w:tc>
+              </w:tr>
+              <w:tr>
+                <w:trPr>
+                  <w:trHeight w:val="877"/>
+                </w:trPr>
+                <w:tc>
+                  <w:tcPr>
+                    <w:tcW w:w="1321" w:type="dxa"/>
+                    <w:vAlign w:val="center"/>
+                  </w:tcPr>
+                  <w:p>
+                    <w:pPr>
+                      <w:spacing w:before="120" w:after="0"/>
+                      <w:ind w:left="654" w:right="66"/>
+                      <w:rPr>
+                        <w:rFonts w:eastAsia="Calibri"/>
+                        <w:sz w:val="24"/>
+                        <w:szCs w:val="24"/>
+                        <w:lang w:val="de-DE" w:eastAsia="de-DE"/>
+                      </w:rPr>
+                    </w:pPr>
+                    <w:r>
+                      <w:rPr>
+                        <w:rFonts w:eastAsia="Calibri"/>
+                        <w:sz w:val="24"/>
+                        <w:szCs w:val="24"/>
+                        <w:lang w:val="de-DE" w:eastAsia="de-DE"/>
+                      </w:rPr>
+                      <w:t>5.</w:t>
+                    </w:r>
+                  </w:p>
+                </w:tc>
+                <w:tc>
+                  <w:tcPr>
+                    <w:tcW w:w="3868" w:type="dxa"/>
+                    <w:vAlign w:val="center"/>
+                  </w:tcPr>
+                  <w:p>
+                    <w:pPr>
+                      <w:rPr>
+                        <w:rFonts w:eastAsia="Calibri"/>
+                        <w:lang w:eastAsia="de-DE"/>
+                      </w:rPr>
+                    </w:pPr>
+                    <w:r>
+                      <w:rPr>
+                        <w:rFonts w:eastAsia="Calibri"/>
+                        <w:lang w:eastAsia="de-DE"/>
+                      </w:rPr>
+                      <w:t>Move the trolley with the wheels unlocked.  Check the wheels are free moving.</w:t>
+                    </w:r>
+                  </w:p>
+                </w:tc>
+                <w:tc>
+                  <w:tcPr>
+                    <w:tcW w:w="3130" w:type="dxa"/>
+                    <w:vAlign w:val="center"/>
+                  </w:tcPr>
+                  <w:p>
+                    <w:pPr>
+                      <w:rPr>
+                        <w:rFonts w:eastAsia="Calibri"/>
+                        <w:lang w:eastAsia="de-DE"/>
+                      </w:rPr>
+                    </w:pPr>
+                    <w:r>
+                      <w:rPr>
+                        <w:rFonts w:eastAsia="Calibri"/>
+                        <w:lang w:eastAsia="de-DE"/>
+                      </w:rPr>
+                      <w:t>The wheels move and roll freely.</w:t>
+                    </w:r>
+                  </w:p>
+                </w:tc>
+                <w:tc>
+                  <w:tcPr>
+                    <w:tcW w:w="2231" w:type="dxa"/>
+                    <w:vAlign w:val="center"/>
+                  </w:tcPr>
+                  <w:p>
+                    <w:pPr>
+                      <w:spacing w:before="120" w:after="0"/>
+                      <w:ind w:right="66"/>
+                      <w:rPr>
+                        <w:rFonts w:ascii="Arial" w:eastAsia="Calibri" w:hAnsi="Arial"/>
+                        <w:sz w:val="20"/>
+                        <w:szCs w:val="24"/>
+                        <w:lang w:eastAsia="de-DE"/>
+                      </w:rPr>
+                    </w:pPr>
+                  </w:p>
+                </w:tc>
+                <w:tc>
+                  <w:tcPr>
+                    <w:tcW w:w="1485" w:type="dxa"/>
+                  </w:tcPr>
+                  <w:p>
+                    <w:pPr>
+                      <w:spacing w:before="120" w:after="0"/>
+                      <w:ind w:right="66"/>
+                      <w:rPr>
+                        <w:rFonts w:ascii="Arial" w:eastAsia="Calibri" w:hAnsi="Arial"/>
+                        <w:sz w:val="20"/>
+                        <w:szCs w:val="24"/>
+                        <w:lang w:eastAsia="de-DE"/>
+                      </w:rPr>
+                    </w:pPr>
+                  </w:p>
+                </w:tc>
+                <w:tc>
+                  <w:tcPr>
+                    <w:tcW w:w="2080" w:type="dxa"/>
+                  </w:tcPr>
+                  <w:p>
+                    <w:pPr>
+                      <w:spacing w:before="120" w:after="0"/>
+                      <w:ind w:right="66"/>
+                      <w:rPr>
+                        <w:rFonts w:ascii="Arial" w:eastAsia="Calibri" w:hAnsi="Arial"/>
+                        <w:sz w:val="20"/>
+                        <w:szCs w:val="24"/>
+                        <w:lang w:eastAsia="de-DE"/>
+                      </w:rPr>
+                    </w:pPr>
+                  </w:p>
+                </w:tc>
+              </w:tr>
+              <w:tr>
+                <w:trPr>
+                  <w:trHeight w:val="606"/>
+                </w:trPr>
+                <w:tc>
+                  <w:tcPr>
+                    <w:tcW w:w="1321" w:type="dxa"/>
+                    <w:vAlign w:val="center"/>
+                  </w:tcPr>
+                  <w:p>
+                    <w:pPr>
+                      <w:spacing w:before="120" w:after="0"/>
+                      <w:ind w:left="654" w:right="66"/>
+                      <w:rPr>
+                        <w:rFonts w:eastAsia="Calibri"/>
+                        <w:sz w:val="24"/>
+                        <w:szCs w:val="24"/>
+                        <w:lang w:val="de-DE" w:eastAsia="de-DE"/>
+                      </w:rPr>
+                    </w:pPr>
+                    <w:r>
+                      <w:rPr>
+                        <w:rFonts w:eastAsia="Calibri"/>
+                        <w:sz w:val="24"/>
+                        <w:szCs w:val="24"/>
+                        <w:lang w:val="de-DE" w:eastAsia="de-DE"/>
+                      </w:rPr>
+                      <w:t>6.</w:t>
+                    </w:r>
+                  </w:p>
+                </w:tc>
+                <w:tc>
+                  <w:tcPr>
+                    <w:tcW w:w="3868" w:type="dxa"/>
+                    <w:vAlign w:val="center"/>
+                  </w:tcPr>
+                  <w:p>
+                    <w:pPr>
+                      <w:rPr>
+                        <w:rFonts w:eastAsia="Calibri"/>
+                        <w:lang w:eastAsia="de-DE"/>
+                      </w:rPr>
+                    </w:pPr>
+                    <w:r>
+                      <w:rPr>
+                        <w:rFonts w:eastAsia="Calibri"/>
+                        <w:lang w:eastAsia="de-DE"/>
+                      </w:rPr>
+                      <w:t>Lock the wheels of the trolley.</w:t>
+                    </w:r>
+                  </w:p>
+                </w:tc>
+                <w:tc>
+                  <w:tcPr>
+                    <w:tcW w:w="3130" w:type="dxa"/>
+                    <w:vAlign w:val="center"/>
+                  </w:tcPr>
+                  <w:p>
+                    <w:pPr>
+                      <w:rPr>
+                        <w:rFonts w:eastAsia="Calibri"/>
+                        <w:lang w:eastAsia="de-DE"/>
+                      </w:rPr>
+                    </w:pPr>
+                    <w:r>
+                      <w:rPr>
+                        <w:rFonts w:eastAsia="Calibri"/>
+                        <w:lang w:eastAsia="de-DE"/>
+                      </w:rPr>
+                      <w:t>The wheels lock into place and the trolley does not move.</w:t>
+                    </w:r>
+                  </w:p>
+                </w:tc>
+                <w:tc>
+                  <w:tcPr>
+                    <w:tcW w:w="2231" w:type="dxa"/>
+                    <w:vAlign w:val="center"/>
+                  </w:tcPr>
+                  <w:p>
+                    <w:pPr>
+                      <w:spacing w:before="120" w:after="0"/>
+                      <w:ind w:right="66"/>
+                      <w:rPr>
+                        <w:rFonts w:ascii="Arial" w:eastAsia="Calibri" w:hAnsi="Arial"/>
+                        <w:sz w:val="20"/>
+                        <w:szCs w:val="24"/>
+                        <w:lang w:eastAsia="de-DE"/>
+                      </w:rPr>
+                    </w:pPr>
+                  </w:p>
+                </w:tc>
+                <w:tc>
+                  <w:tcPr>
+                    <w:tcW w:w="1485" w:type="dxa"/>
+                  </w:tcPr>
+                  <w:p>
+                    <w:pPr>
+                      <w:spacing w:before="120" w:after="0"/>
+                      <w:ind w:right="66"/>
+                      <w:rPr>
+                        <w:rFonts w:ascii="Arial" w:eastAsia="Calibri" w:hAnsi="Arial"/>
+                        <w:sz w:val="20"/>
+                        <w:szCs w:val="24"/>
+                        <w:lang w:eastAsia="de-DE"/>
+                      </w:rPr>
+                    </w:pPr>
+                  </w:p>
+                </w:tc>
+                <w:tc>
+                  <w:tcPr>
+                    <w:tcW w:w="2080" w:type="dxa"/>
+                  </w:tcPr>
+                  <w:p>
+                    <w:pPr>
+                      <w:spacing w:before="120" w:after="0"/>
+                      <w:ind w:right="66"/>
+                      <w:rPr>
+                        <w:rFonts w:ascii="Arial" w:eastAsia="Calibri" w:hAnsi="Arial"/>
+                        <w:sz w:val="20"/>
+                        <w:szCs w:val="24"/>
+                        <w:lang w:eastAsia="de-DE"/>
+                      </w:rPr>
+                    </w:pPr>
+                  </w:p>
+                </w:tc>
+              </w:tr>
+              <w:tr>
+                <w:trPr>
+                  <w:trHeight w:val="1054"/>
+                </w:trPr>
+                <w:tc>
+                  <w:tcPr>
+                    <w:tcW w:w="14117" w:type="dxa"/>
+                    <w:gridSpan w:val="6"/>
+                  </w:tcPr>
+                  <w:p>
+                    <w:pPr>
+                      <w:pStyle w:val="BodyText"/>
+                      <w:spacing w:after="0" w:line="360" w:lineRule="auto"/>
+                      <w:rPr>
+                        <w:smallCaps/>
+                        <w:sz w:val="16"/>
+                        <w:szCs w:val="16"/>
+                      </w:rPr>
+                    </w:pPr>
+                    <w:r>
+                      <w:rPr>
+                        <w:smallCaps/>
+                        <w:sz w:val="16"/>
+                        <w:szCs w:val="16"/>
+                      </w:rPr>
+                      <w:t xml:space="preserve">Note:  N/A any </w:t>
+                    </w:r>
+                    <w:r>
+                      <w:rPr>
+                        <w:smallCaps/>
+                        <w:sz w:val="16"/>
+                        <w:szCs w:val="16"/>
+                      </w:rPr>
+                      <w:t xml:space="preserve">unused </w:t>
+                    </w:r>
+                    <w:r>
+                      <w:rPr>
+                        <w:smallCaps/>
+                        <w:sz w:val="16"/>
+                        <w:szCs w:val="16"/>
+                      </w:rPr>
+                      <w:t>rows or cells</w:t>
+                    </w:r>
+                  </w:p>
+                  <w:p>
+                    <w:pPr>
+                      <w:spacing w:before="120" w:after="0"/>
+                      <w:ind w:right="66"/>
+                      <w:rPr>
+                        <w:rFonts w:eastAsia="Calibri"/>
+                        <w:b/>
+                        <w:lang w:val="de-DE" w:eastAsia="de-DE"/>
+                      </w:rPr>
+                    </w:pPr>
+                    <w:r>
+                      <w:rPr>
+                        <w:rFonts w:eastAsia="Calibri"/>
+                        <w:b/>
+                        <w:lang w:val="de-DE" w:eastAsia="de-DE"/>
+                      </w:rPr>
+                      <w:t>Comments:</w:t>
+                    </w:r>
+                  </w:p>
                   <w:p>
                     <w:pPr>
                       <w:spacing w:before="120" w:after="0"/>
@@ -842,169 +1422,23 @@
                         <w:lang w:val="de-DE" w:eastAsia="de-DE"/>
                       </w:rPr>
                     </w:pPr>
-                    <w:r>
-                      <w:rPr>
-                        <w:rFonts w:eastAsia="Calibri"/>
-                        <w:b/>
-                        <w:lang w:val="de-DE" w:eastAsia="de-DE"/>
-                      </w:rPr>
-                      <w:t>Comments</w:t>
-                    </w:r>
-                    <w:r>
-                      <w:rPr>
-                        <w:rFonts w:eastAsia="Calibri"/>
-                        <w:b/>
-                        <w:sz w:val="20"/>
-                        <w:szCs w:val="24"/>
-                        <w:lang w:val="de-DE" w:eastAsia="de-DE"/>
-                      </w:rPr>
-                      <w:t>:</w:t>
-                    </w:r>
-                  </w:p>
-                  <w:p>
-                    <w:pPr>
-                      <w:spacing w:before="120" w:after="0"/>
-                      <w:ind w:right="66"/>
-                      <w:rPr>
-                        <w:rFonts w:eastAsia="Calibri"/>
-                        <w:b/>
-                        <w:sz w:val="20"/>
-                        <w:szCs w:val="24"/>
-                        <w:lang w:val="de-DE" w:eastAsia="de-DE"/>
-                      </w:rPr>
-                    </w:pPr>
-                  </w:p>
-                  <w:p>
-                    <w:pPr>
-                      <w:spacing w:before="120" w:after="0"/>
-                      <w:ind w:right="66"/>
-                      <w:rPr>
-                        <w:rFonts w:eastAsia="Calibri"/>
-                        <w:b/>
-                        <w:sz w:val="20"/>
-                        <w:szCs w:val="24"/>
-                        <w:lang w:val="de-DE" w:eastAsia="de-DE"/>
-                      </w:rPr>
-                    </w:pPr>
-                  </w:p>
-                  <w:p>
-                    <w:pPr>
-                      <w:spacing w:before="120" w:after="0"/>
-                      <w:ind w:right="66"/>
-                      <w:rPr>
-                        <w:rFonts w:eastAsia="Calibri"/>
-                        <w:b/>
-                        <w:sz w:val="20"/>
-                        <w:szCs w:val="24"/>
-                        <w:lang w:val="de-DE" w:eastAsia="de-DE"/>
-                      </w:rPr>
-                    </w:pPr>
-                  </w:p>
-                  <w:p>
-                    <w:pPr>
-                      <w:spacing w:before="120" w:after="0"/>
-                      <w:ind w:right="66"/>
-                      <w:rPr>
-                        <w:rFonts w:eastAsia="Calibri"/>
-                        <w:b/>
-                        <w:sz w:val="20"/>
-                        <w:szCs w:val="24"/>
-                        <w:lang w:val="de-DE" w:eastAsia="de-DE"/>
-                      </w:rPr>
-                    </w:pPr>
-                  </w:p>
-                  <w:p>
-                    <w:pPr>
-                      <w:spacing w:before="120" w:after="0"/>
-                      <w:ind w:right="66"/>
-                      <w:rPr>
-                        <w:rFonts w:eastAsia="Calibri"/>
-                        <w:b/>
-                        <w:sz w:val="20"/>
-                        <w:szCs w:val="24"/>
-                        <w:lang w:val="de-DE" w:eastAsia="de-DE"/>
-                      </w:rPr>
-                    </w:pPr>
-                  </w:p>
-                  <w:p>
-                    <w:pPr>
-                      <w:spacing w:before="120" w:after="0"/>
-                      <w:ind w:right="66"/>
-                      <w:rPr>
-                        <w:rFonts w:eastAsia="Calibri"/>
-                        <w:b/>
-                        <w:sz w:val="20"/>
-                        <w:szCs w:val="24"/>
-                        <w:lang w:val="de-DE" w:eastAsia="de-DE"/>
-                      </w:rPr>
-                    </w:pPr>
-                    <w:r>
-                      <w:rPr>
-                        <w:rFonts w:eastAsia="Calibri"/>
-                        <w:b/>
-                        <w:sz w:val="20"/>
-                        <w:szCs w:val="24"/>
-                        <w:lang w:val="de-DE" w:eastAsia="de-DE"/>
-                      </w:rPr>
-                      <w:br/>
-                    </w:r>
-                  </w:p>
-                  <w:p>
-                    <w:pPr>
-                      <w:spacing w:before="120" w:after="0"/>
-                      <w:ind w:right="66"/>
-                      <w:rPr>
-                        <w:rFonts w:eastAsia="Calibri"/>
-                        <w:b/>
-                        <w:sz w:val="20"/>
-                        <w:szCs w:val="24"/>
-                        <w:lang w:val="de-DE" w:eastAsia="de-DE"/>
-                      </w:rPr>
-                    </w:pPr>
-                  </w:p>
-                  <w:p>
-                    <w:pPr>
-                      <w:spacing w:before="120" w:after="0"/>
-                      <w:ind w:right="66"/>
-                      <w:rPr>
-                        <w:rFonts w:eastAsia="Calibri"/>
-                        <w:b/>
-                        <w:sz w:val="20"/>
-                        <w:szCs w:val="24"/>
-                        <w:lang w:val="de-DE" w:eastAsia="de-DE"/>
-                      </w:rPr>
-                    </w:pPr>
-                  </w:p>
-                  <w:p>
-                    <w:pPr>
-                      <w:spacing w:before="120" w:after="0"/>
-                      <w:ind w:right="66"/>
-                      <w:rPr>
-                        <w:rFonts w:eastAsia="Calibri"/>
-                        <w:b/>
-                        <w:sz w:val="20"/>
-                        <w:szCs w:val="24"/>
-                        <w:lang w:val="de-DE" w:eastAsia="de-DE"/>
-                      </w:rPr>
-                    </w:pPr>
                   </w:p>
                 </w:tc>
               </w:tr>
               <w:tr>
                 <w:trPr>
-                  <w:trHeight w:val="566"/>
+                  <w:trHeight w:val="582"/>
                 </w:trPr>
                 <w:tc>
                   <w:tcPr>
-                    <w:tcW w:w="13438" w:type="dxa"/>
-                    <w:gridSpan w:val="7"/>
+                    <w:tcW w:w="14117" w:type="dxa"/>
+                    <w:gridSpan w:val="6"/>
                     <w:vAlign w:val="center"/>
                   </w:tcPr>
                   <w:p>
                     <w:pPr>
                       <w:spacing w:after="0"/>
                       <w:ind w:right="68"/>
-                      <w:jc w:val="center"/>
                       <w:rPr>
                         <w:rFonts w:ascii="Arial" w:eastAsia="Calibri" w:hAnsi="Arial"/>
                         <w:b/>
@@ -1081,7 +1515,7 @@
       <w:headerReference w:type="default" r:id="rId10"/>
       <w:footerReference w:type="default" r:id="rId11"/>
       <w:pgSz w:w="16838" w:h="11906" w:orient="landscape"/>
-      <w:pgMar w:top="1440" w:right="1440" w:bottom="1440" w:left="1440" w:header="708" w:footer="708" w:gutter="0"/>
+      <w:pgMar w:top="1440" w:right="1440" w:bottom="1440" w:left="1440" w:header="708" w:footer="578" w:gutter="0"/>
       <w:pgBorders w:offsetFrom="page">
         <w:top w:val="single" w:sz="4" w:space="24" w:color="auto"/>
         <w:left w:val="single" w:sz="4" w:space="24" w:color="auto"/>
@@ -1144,9 +1578,8 @@
         <w:sz w:val="16"/>
         <w:szCs w:val="16"/>
       </w:rPr>
-      <w:t xml:space="preserve">                                                                                                                       </w:t>
+      <w:t xml:space="preserve">                                                                                                                      </w:t>
     </w:r>
-    <w:bookmarkStart w:id="7" w:name="_Hlk87255755"/>
     <w:r>
       <w:rPr>
         <w:sz w:val="16"/>
@@ -1173,7 +1606,7 @@
         <w:sz w:val="16"/>
         <w:szCs w:val="16"/>
       </w:rPr>
-      <w:t>3</w:t>
+      <w:t>4</w:t>
     </w:r>
     <w:r>
       <w:rPr>
@@ -1201,7 +1634,35 @@
         <w:sz w:val="16"/>
         <w:szCs w:val="16"/>
       </w:rPr>
-      <w:t>13/10/2022</w:t>
+      <w:t>13</w:t>
+    </w:r>
+    <w:r>
+      <w:rPr>
+        <w:sz w:val="16"/>
+        <w:szCs w:val="16"/>
+      </w:rPr>
+      <w:t>/1</w:t>
+    </w:r>
+    <w:r>
+      <w:rPr>
+        <w:sz w:val="16"/>
+        <w:szCs w:val="16"/>
+      </w:rPr>
+      <w:t>0</w:t>
+    </w:r>
+    <w:r>
+      <w:rPr>
+        <w:sz w:val="16"/>
+        <w:szCs w:val="16"/>
+      </w:rPr>
+      <w:t>/202</w:t>
+    </w:r>
+    <w:r>
+      <w:rPr>
+        <w:sz w:val="16"/>
+        <w:szCs w:val="16"/>
+      </w:rPr>
+      <w:t>2</w:t>
     </w:r>
     <w:r>
       <w:rPr>
@@ -1210,7 +1671,6 @@
       </w:rPr>
       <w:t xml:space="preserve">, Revision </w:t>
     </w:r>
-    <w:bookmarkEnd w:id="7"/>
     <w:r>
       <w:rPr>
         <w:sz w:val="16"/>
@@ -1218,6 +1678,11 @@
       </w:rPr>
       <w:t>1</w:t>
     </w:r>
+  </w:p>
+  <w:p>
+    <w:pPr>
+      <w:pStyle w:val="Footer"/>
+    </w:pPr>
   </w:p>
 </w:ftr>
 </file>
@@ -1388,7 +1853,7 @@
               <w:b/>
               <w:bCs/>
             </w:rPr>
-            <w:t>14</w:t>
+            <w:t>13</w:t>
           </w:r>
           <w:r>
             <w:t xml:space="preserve"> of </w:t>
@@ -1398,7 +1863,7 @@
               <w:b/>
               <w:bCs/>
             </w:rPr>
-            <w:t>25</w:t>
+            <w:t>22</w:t>
           </w:r>
         </w:p>
       </w:tc>
@@ -1473,7 +1938,7 @@
             <w:rPr>
               <w:sz w:val="22"/>
             </w:rPr>
-            <w:t>5</w:t>
+            <w:t>4</w:t>
           </w:r>
           <w:r>
             <w:rPr>
@@ -2666,7 +3131,7 @@
         <w:behaviors>
           <w:behavior w:val="content"/>
         </w:behaviors>
-        <w:guid w:val="{D266D428-F883-446E-A385-403057B36031}"/>
+        <w:guid w:val="{72CB42E6-1D9E-45C7-AA71-E6CBC0637935}"/>
       </w:docPartPr>
       <w:docPartBody>
         <w:p>
@@ -2737,12 +3202,18 @@
     <w:compatSetting w:name="useWord2013TrackBottomHyphenation" w:uri="http://schemas.microsoft.com/office/word" w:val="0"/>
   </w:compat>
   <w:rsids>
-    <w:rsidRoot w:val="00D24F10"/>
-    <w:rsid w:val="001C48F4"/>
-    <w:rsid w:val="00743C4B"/>
-    <w:rsid w:val="00836887"/>
-    <w:rsid w:val="00CA23CA"/>
-    <w:rsid w:val="00D24F10"/>
+    <w:rsidRoot w:val="000F6961"/>
+    <w:rsid w:val="00040CFB"/>
+    <w:rsid w:val="00072291"/>
+    <w:rsid w:val="000F6961"/>
+    <w:rsid w:val="007C64C0"/>
+    <w:rsid w:val="00896A6E"/>
+    <w:rsid w:val="00A31801"/>
+    <w:rsid w:val="00B753B2"/>
+    <w:rsid w:val="00C978DC"/>
+    <w:rsid w:val="00DB05B6"/>
+    <w:rsid w:val="00DE68CC"/>
+    <w:rsid w:val="00E73862"/>
   </w:rsids>
   <m:mathPr>
     <m:mathFont m:val="Cambria Math"/>
@@ -3197,7 +3668,7 @@
     <w:name w:val="Placeholder Text"/>
     <w:uiPriority w:val="99"/>
     <w:semiHidden/>
-    <w:rsid w:val="00D24F10"/>
+    <w:rsid w:val="00896A6E"/>
     <w:rPr>
       <w:color w:val="808080"/>
     </w:rPr>
@@ -3667,7 +4138,7 @@
 </file>
 
 <file path=customXml/itemProps1.xml><?xml version="1.0" encoding="utf-8"?>
-<ds:datastoreItem xmlns:ds="http://schemas.openxmlformats.org/officeDocument/2006/customXml" ds:itemID="{B6B4BC36-B7B2-4401-BD66-FF25153EC9BC}">
+<ds:datastoreItem xmlns:ds="http://schemas.openxmlformats.org/officeDocument/2006/customXml" ds:itemID="{E4997EE2-33AA-4630-8FB7-73C49BE3BDA5}">
   <ds:schemaRefs>
     <ds:schemaRef ds:uri="http://schemas.microsoft.com/office/2006/metadata/contentType"/>
     <ds:schemaRef ds:uri="http://schemas.microsoft.com/office/2006/metadata/properties/metaAttributes"/>
@@ -3685,7 +4156,7 @@
 </file>
 
 <file path=customXml/itemProps2.xml><?xml version="1.0" encoding="utf-8"?>
-<ds:datastoreItem xmlns:ds="http://schemas.openxmlformats.org/officeDocument/2006/customXml" ds:itemID="{EBDFB668-02C2-4BE5-BB13-BBED295D89FA}">
+<ds:datastoreItem xmlns:ds="http://schemas.openxmlformats.org/officeDocument/2006/customXml" ds:itemID="{BA90E007-B155-4518-A60A-4EABC4E708A9}">
   <ds:schemaRefs>
     <ds:schemaRef ds:uri="http://schemas.microsoft.com/sharepoint/v3/contenttype/forms"/>
   </ds:schemaRefs>
@@ -3693,7 +4164,7 @@
 </file>
 
 <file path=customXml/itemProps3.xml><?xml version="1.0" encoding="utf-8"?>
-<ds:datastoreItem xmlns:ds="http://schemas.openxmlformats.org/officeDocument/2006/customXml" ds:itemID="{989B242D-F210-4B8B-8089-5E444D883F04}">
+<ds:datastoreItem xmlns:ds="http://schemas.openxmlformats.org/officeDocument/2006/customXml" ds:itemID="{9EB953A6-5438-4F48-B7C6-53BB8B93778A}">
   <ds:schemaRefs>
     <ds:schemaRef ds:uri="http://schemas.microsoft.com/office/2006/metadata/properties"/>
     <ds:schemaRef ds:uri="http://schemas.microsoft.com/office/infopath/2007/PartnerControls"/>
